--- a/Caso-02-Logistica-Cliente-Alfa.docx
+++ b/Caso-02-Logistica-Cliente-Alfa.docx
@@ -8,17 +8,22 @@
           <w:b/>
           <w:sz w:val="36"/>
         </w:rPr>
-        <w:t>Caso 2 · Cliente Alfa pregunta por el despacho</w:t>
+        <w:t>Caso 2 · El cliente llama y no tenemos respuesta</w:t>
       </w:r>
     </w:p>
     <w:p>
       <w:r>
-        <w:t xml:space="preserve">Caso 2 de 4 · Logística · Oficina + IA · Magnatic</w:t>
+        <w:t xml:space="preserve">Caso 2 de 4  ·  Logística</w:t>
       </w:r>
     </w:p>
     <w:p>
       <w:r>
-        <w:t xml:space="preserve">Fase A: 40 minutos. Sin IA, sin internet, sin celular-chat. Solo Word, Excel y PowerPoint. Fase B: la misma entrega con ChatGPT o Claude, cronometrada. El proyecto final es individual, sobre el mismo caso de la mesa.</w:t>
+        <w:t xml:space="preserve">Hoy ustedes coordinan despachos. El cliente está esperando. No inventen una hora de llegada solo para quedar bien.</w:t>
+      </w:r>
+    </w:p>
+    <w:p>
+      <w:r>
+        <w:t xml:space="preserve"/>
       </w:r>
     </w:p>
     <w:p>
@@ -26,12 +31,17 @@
         <w:rPr>
           <w:b/>
         </w:rPr>
-        <w:t xml:space="preserve">Situación</w:t>
+        <w:t xml:space="preserve">Qué pasó</w:t>
       </w:r>
     </w:p>
     <w:p>
       <w:r>
-        <w:t xml:space="preserve">Cliente Alfa preguntó el estado de un pedido. Hay retraso. Operaciones aún revisa. No hay causa cerrada ni fecha de salida. Necesito un correo que pida un dato sin prometer día, una tabla simple de filas de patio y 4 slides para la reunión de patio.</w:t>
+        <w:t xml:space="preserve">Llamó Cliente Alfa (es un nombre de práctica, no un cliente real). Quiere saber dónde va su pedido. Hay retraso. Patio todavía está revisando. Nadie les dio causa, ni guía, ni hora de salida. Tienen que contestar sin prometer lo que no saben.</w:t>
+      </w:r>
+    </w:p>
+    <w:p>
+      <w:r>
+        <w:t xml:space="preserve"/>
       </w:r>
     </w:p>
     <w:p>
@@ -39,12 +49,27 @@
         <w:rPr>
           <w:b/>
         </w:rPr>
-        <w:t xml:space="preserve">Cómo se hace hoy</w:t>
+        <w:t xml:space="preserve">Qué entregan (las dos veces: a mano y con IA)</w:t>
       </w:r>
     </w:p>
     <w:p>
       <w:r>
-        <w:t xml:space="preserve">Se improvisa el correo, a veces se cuela una fecha, y el Excel se arma al final con prisa.</w:t>
+        <w:t xml:space="preserve">Word: un correo corto, máximo 120 palabras. Pidan un dato. No pongan día ni hora de llegada.</w:t>
+      </w:r>
+    </w:p>
+    <w:p>
+      <w:r>
+        <w:t xml:space="preserve">Excel: 8 filas inventadas. Planta, día inventado, cuántos camiones hay en fila.</w:t>
+      </w:r>
+    </w:p>
+    <w:p>
+      <w:r>
+        <w:t xml:space="preserve">PowerPoint: 4 diapositivas. Qué sabemos, qué no, qué hay que preguntar en patio, quién autoriza el envío.</w:t>
+      </w:r>
+    </w:p>
+    <w:p>
+      <w:r>
+        <w:t xml:space="preserve"/>
       </w:r>
     </w:p>
     <w:p>
@@ -52,12 +77,17 @@
         <w:rPr>
           <w:b/>
         </w:rPr>
-        <w:t xml:space="preserve">Entrega (idéntica en Fase A y Fase B)</w:t>
+        <w:t xml:space="preserve">Esto no</w:t>
       </w:r>
     </w:p>
     <w:p>
       <w:r>
-        <w:t xml:space="preserve">Correo de 120 palabras + 8 filas de Excel inventadas + 4 slides para patio. Asunto + cuerpo del correo. Tabla planta / día ficticio / camiones en fila. Slides: se sabe / no se sabe / preguntas / control humano.</w:t>
+        <w:t xml:space="preserve">No inventen fecha, hora, placa, ruta ni número de guía. Si falta un dato, pongan: completar.</w:t>
+      </w:r>
+    </w:p>
+    <w:p>
+      <w:r>
+        <w:t xml:space="preserve"/>
       </w:r>
     </w:p>
     <w:p>
@@ -65,12 +95,27 @@
         <w:rPr>
           <w:b/>
         </w:rPr>
-        <w:t xml:space="preserve">Restricciones</w:t>
+        <w:t xml:space="preserve">Cómo lo hacemos hoy</w:t>
       </w:r>
     </w:p>
     <w:p>
       <w:r>
-        <w:t xml:space="preserve">Prohibido inventar fecha, hora, placa, ruta o número de guía. Usa [COMPLETAR] si falta un dato interno.</w:t>
+        <w:t xml:space="preserve">1. Lean esta hoja juntos, dos minutos. Si no entendieron, pregunten ahora.</w:t>
+      </w:r>
+    </w:p>
+    <w:p>
+      <w:r>
+        <w:t xml:space="preserve">2. 40 minutos. Internet apagado. Sin ChatGPT, Claude ni el celular como chat. Solo Word, Excel y PowerPoint en blanco. Un celular puede ser reloj, nada más.</w:t>
+      </w:r>
+    </w:p>
+    <w:p>
+      <w:r>
+        <w:t xml:space="preserve">3. Luego el mismo trabajo CON IA. Anoten: minutos a mano, minutos con IA, y tres diferencias (qué salió más rápido, qué inventó la máquina, qué quedó más honesto a mano).</w:t>
+      </w:r>
+    </w:p>
+    <w:p>
+      <w:r>
+        <w:t xml:space="preserve"/>
       </w:r>
     </w:p>
     <w:p>
@@ -78,56 +123,22 @@
         <w:rPr>
           <w:b/>
         </w:rPr>
-        <w:t xml:space="preserve">Riesgos típicos</w:t>
+        <w:t xml:space="preserve">Después, cada uno</w:t>
       </w:r>
     </w:p>
     <w:p>
       <w:r>
-        <w:t xml:space="preserve">Prometer llegada. Inventar la causa. Adjuntar una guía real.</w:t>
+        <w:t xml:space="preserve">Abran Proyecto final en el laboratorio, elijan este caso y llenen su ficha. La mesa ensayó. El proyecto es de cada persona. Tres a cinco minutos al frente.</w:t>
       </w:r>
     </w:p>
     <w:p>
       <w:r>
-        <w:rPr>
-          <w:b/>
-        </w:rPr>
-        <w:t xml:space="preserve">Quién controla</w:t>
+        <w:t xml:space="preserve"/>
       </w:r>
     </w:p>
     <w:p>
       <w:r>
-        <w:t xml:space="preserve">La IA redacta. Un humano de operaciones confirma el estado en el sistema oficial antes de enviar.</w:t>
-      </w:r>
-    </w:p>
-    <w:p>
-      <w:r>
-        <w:rPr>
-          <w:b/>
-        </w:rPr>
-        <w:t xml:space="preserve">Cómo se corre (las dos fases)</w:t>
-      </w:r>
-    </w:p>
-    <w:p>
-      <w:r>
-        <w:t xml:space="preserve">Fase A — 40 minutos. Reloj en la mesa. Cierren internet (modo avión o Wi-Fi apagado). Prohibido ChatGPT, Claude, Copilot, Gemini y el celular como chat. Solo Word, Excel y PowerPoint en blanco. Piensen ustedes. Inventen solo datos de práctica (Planta Central, Lote Norte, Cliente Alfa). Nada de CISA real.</w:t>
-      </w:r>
-    </w:p>
-    <w:p>
-      <w:r>
-        <w:t xml:space="preserve">Fase B — La misma entrega. Ahora sí pueden usar ChatGPT o Claude. Cronometren de nuevo. Anoten minutos A, minutos B y tres diferencias (velocidad, calidad, huecos, riesgos).</w:t>
-      </w:r>
-    </w:p>
-    <w:p>
-      <w:r>
-        <w:rPr>
-          <w:b/>
-        </w:rPr>
-        <w:t xml:space="preserve">Proyecto final (cada persona, no el grupo)</w:t>
-      </w:r>
-    </w:p>
-    <w:p>
-      <w:r>
-        <w:t xml:space="preserve">Después, cada integrante abre Proyecto final en el laboratorio, elige ESTE caso y completa los 7 pasos. La mesa ensayó; la ficha es individual. Presentación de 3 a 5 minutos.</w:t>
+        <w:t xml:space="preserve">Esto es de práctica. Planta Central, Lote Norte, Cliente Alfa. Nada de la empresa de verdad.</w:t>
       </w:r>
     </w:p>
   </w:body>

--- a/Caso-02-Logistica-Cliente-Alfa.docx
+++ b/Caso-02-Logistica-Cliente-Alfa.docx
@@ -18,7 +18,17 @@
     </w:p>
     <w:p>
       <w:r>
-        <w:t xml:space="preserve">Hoy ustedes coordinan despachos. El cliente está esperando. No inventen una hora de llegada solo para quedar bien.</w:t>
+        <w:t xml:space="preserve">Esto es un ejercicio de MESA. No es el proyecto final. El proyecto de cada persona es otro Word, el de la carpeta proyectos.</w:t>
+      </w:r>
+    </w:p>
+    <w:p>
+      <w:r>
+        <w:t xml:space="preserve"/>
+      </w:r>
+    </w:p>
+    <w:p>
+      <w:r>
+        <w:t xml:space="preserve">Hoy ustedes coordinan despachos. El cliente espera. No inventen una hora de llegada.</w:t>
       </w:r>
     </w:p>
     <w:p>
@@ -36,7 +46,7 @@
     </w:p>
     <w:p>
       <w:r>
-        <w:t xml:space="preserve">Llamó Cliente Alfa (es un nombre de práctica, no un cliente real). Quiere saber dónde va su pedido. Hay retraso. Patio todavía está revisando. Nadie les dio causa, ni guía, ni hora de salida. Tienen que contestar sin prometer lo que no saben.</w:t>
+        <w:t xml:space="preserve">Llamó Cliente Alfa (nombre de práctica). Quiere saber su pedido. Hay retraso. Patio todavía revisa. Nadie les dio causa, guía ni hora de salida.</w:t>
       </w:r>
     </w:p>
     <w:p>
@@ -49,22 +59,22 @@
         <w:rPr>
           <w:b/>
         </w:rPr>
-        <w:t xml:space="preserve">Qué entregan (las dos veces: a mano y con IA)</w:t>
+        <w:t xml:space="preserve">Qué hacen (dos veces: 40 min a mano, luego con IA)</w:t>
       </w:r>
     </w:p>
     <w:p>
       <w:r>
-        <w:t xml:space="preserve">Word: un correo corto, máximo 120 palabras. Pidan un dato. No pongan día ni hora de llegada.</w:t>
+        <w:t xml:space="preserve">Word: un correo corto (máximo 120 palabras). Sin día ni hora de llegada.</w:t>
       </w:r>
     </w:p>
     <w:p>
       <w:r>
-        <w:t xml:space="preserve">Excel: 8 filas inventadas. Planta, día inventado, cuántos camiones hay en fila.</w:t>
+        <w:t xml:space="preserve">Excel: 8 filas inventadas (planta, día, camiones en fila).</w:t>
       </w:r>
     </w:p>
     <w:p>
       <w:r>
-        <w:t xml:space="preserve">PowerPoint: 4 diapositivas. Qué sabemos, qué no, qué hay que preguntar en patio, quién autoriza el envío.</w:t>
+        <w:t xml:space="preserve">PowerPoint: 4 diapositivas.</w:t>
       </w:r>
     </w:p>
     <w:p>
@@ -82,7 +92,7 @@
     </w:p>
     <w:p>
       <w:r>
-        <w:t xml:space="preserve">No inventen fecha, hora, placa, ruta ni número de guía. Si falta un dato, pongan: completar.</w:t>
+        <w:t xml:space="preserve">No inventen fecha, placa, ruta ni número de guía.</w:t>
       </w:r>
     </w:p>
     <w:p>
@@ -95,22 +105,22 @@
         <w:rPr>
           <w:b/>
         </w:rPr>
-        <w:t xml:space="preserve">Cómo lo hacemos hoy</w:t>
+        <w:t xml:space="preserve">Cómo</w:t>
       </w:r>
     </w:p>
     <w:p>
       <w:r>
-        <w:t xml:space="preserve">1. Lean esta hoja juntos, dos minutos. Si no entendieron, pregunten ahora.</w:t>
+        <w:t xml:space="preserve">1. Lean esta hoja. Si no quedó claro, pregunten ahora.</w:t>
       </w:r>
     </w:p>
     <w:p>
       <w:r>
-        <w:t xml:space="preserve">2. 40 minutos. Internet apagado. Sin ChatGPT, Claude ni el celular como chat. Solo Word, Excel y PowerPoint en blanco. Un celular puede ser reloj, nada más.</w:t>
+        <w:t xml:space="preserve">2. 40 minutos. Internet apagado. Sin ChatGPT ni Claude. Solo Word, Excel y PowerPoint en blanco.</w:t>
       </w:r>
     </w:p>
     <w:p>
       <w:r>
-        <w:t xml:space="preserve">3. Luego el mismo trabajo CON IA. Anoten: minutos a mano, minutos con IA, y tres diferencias (qué salió más rápido, qué inventó la máquina, qué quedó más honesto a mano).</w:t>
+        <w:t xml:space="preserve">3. Luego lo mismo CON IA. Anoten minutos a mano, minutos con IA y tres diferencias.</w:t>
       </w:r>
     </w:p>
     <w:p>
@@ -120,25 +130,7 @@
     </w:p>
     <w:p>
       <w:r>
-        <w:rPr>
-          <w:b/>
-        </w:rPr>
-        <w:t xml:space="preserve">Después, cada uno</w:t>
-      </w:r>
-    </w:p>
-    <w:p>
-      <w:r>
-        <w:t xml:space="preserve">Abran Proyecto final en el laboratorio, elijan este caso y llenen su ficha. La mesa ensayó. El proyecto es de cada persona. Tres a cinco minutos al frente.</w:t>
-      </w:r>
-    </w:p>
-    <w:p>
-      <w:r>
-        <w:t xml:space="preserve"/>
-      </w:r>
-    </w:p>
-    <w:p>
-      <w:r>
-        <w:t xml:space="preserve">Esto es de práctica. Planta Central, Lote Norte, Cliente Alfa. Nada de la empresa de verdad.</w:t>
+        <w:t xml:space="preserve">Datos de práctica: Planta Central, Lote Norte, Cliente Alfa. Nada de la empresa de verdad.</w:t>
       </w:r>
     </w:p>
   </w:body>
